--- a/Manual-Aprendizaje-IA.docx
+++ b/Manual-Aprendizaje-IA.docx
@@ -34,7 +34,7 @@
         <w:spacing w:after="120"/>
       </w:pPr>
       <w:r>
-        <w:t xml:space="preserve">MagnaTic · Think Evolution. Documento para llevarse a casa. No sustituye las 16 horas en aula: las acompaña.</w:t>
+        <w:t xml:space="preserve">Magnatic · Think Evolution. Documento para llevarse a casa. No sustituye las 16 horas en aula: las acompaña.</w:t>
       </w:r>
     </w:p>
     <w:p>
@@ -1596,7 +1596,7 @@
         <w:t xml:space="preserve">Viernes 1.</w:t>
       </w:r>
       <w:r>
-        <w:t xml:space="preserve"> Entran al laboratorio (URL con barra final, logo MagnaTic). Conocernos. Cuentas gratis. Historia de la IA y su quiz. Fundamentos, reto A.C.T.I.V.A., cómo hablar con la IA, ingeniería de prompts y las cinco piezas en voz alta, Word con revisión en rojo. </w:t>
+        <w:t xml:space="preserve"> Entran al laboratorio (URL con barra final, logo Magnatic). Conocernos. Cuentas gratis. Historia de la IA y su quiz. Fundamentos, reto A.C.T.I.V.A., cómo hablar con la IA, ingeniería de prompts y las cinco piezas en voz alta, Word con revisión en rojo. </w:t>
       </w:r>
       <w:r>
         <w:rPr>
@@ -5027,7 +5027,7 @@
         <w:spacing w:after="120"/>
       </w:pPr>
       <w:r>
-        <w:t xml:space="preserve">MagnaTic diseñó el laboratorio para que practiquen eso en dos viernes. Este manual es el cuaderno que se llevan. Cuando el producto cambie de nombre o de tope, el método sigue: rol, contexto, objetivo, formato, restricciones; analizar, contextualizar, transformar, iterar, verificar, aplicar.</w:t>
+        <w:t xml:space="preserve">Magnatic diseñó el laboratorio para que practiquen eso en dos viernes. Este manual es el cuaderno que se llevan. Cuando el producto cambie de nombre o de tope, el método sigue: rol, contexto, objetivo, formato, restricciones; analizar, contextualizar, transformar, iterar, verificar, aplicar.</w:t>
       </w:r>
     </w:p>
     <w:p>
@@ -5046,7 +5046,7 @@
         <w:spacing w:after="120"/>
       </w:pPr>
       <w:r>
-        <w:t xml:space="preserve">MagnaTic · AI Business Lab · Documento de aprendizaje para participantes. Complementa el portal y las sesiones en vivo; no reemplaza las reglas internas de tu empresa.</w:t>
+        <w:t xml:space="preserve">Magnatic · AI Business Lab · Documento de aprendizaje para participantes. Complementa el portal y las sesiones en vivo; no reemplaza las reglas internas de tu empresa.</w:t>
       </w:r>
     </w:p>
     <w:sectPr>

--- a/Manual-Aprendizaje-IA.docx
+++ b/Manual-Aprendizaje-IA.docx
@@ -34,7 +34,7 @@
         <w:spacing w:after="120"/>
       </w:pPr>
       <w:r>
-        <w:t xml:space="preserve">Magnatic · Think Evolution. Documento para llevarse a casa. No sustituye las 16 horas en aula: las acompaña.</w:t>
+        <w:t xml:space="preserve">Magnatic · Think Evolution. Documento para llevarse a casa. Complementa las 16 horas en aula con Central de Ingenios (CISA), viernes 11 y 25 de septiembre de 2026.</w:t>
       </w:r>
     </w:p>
     <w:p>
@@ -499,7 +499,7 @@
         <w:t xml:space="preserve">anonimizar</w:t>
       </w:r>
       <w:r>
-        <w:t xml:space="preserve">: Planta Norte, Cliente Alfa, [COMPLETAR], nunca nómina ni el PDF real.</w:t>
+        <w:t xml:space="preserve">: Planta Central, Cliente Alfa, [COMPLETAR], nunca nómina ni el PDF real.</w:t>
       </w:r>
     </w:p>
     <w:p>
